--- a/public/tours/international/asia/itineraries/8 Days Vietnam Ultimate Experience.docx
+++ b/public/tours/international/asia/itineraries/8 Days Vietnam Ultimate Experience.docx
@@ -1,6 +1,6 @@
 
 <file path=word/document.xml><?xml version="1.0" encoding="utf-8"?>
-<w:document xmlns:wpc="http://schemas.microsoft.com/office/word/2010/wordprocessingCanvas" xmlns:mc="http://schemas.openxmlformats.org/markup-compatibility/2006" xmlns:o="urn:schemas-microsoft-com:office:office" xmlns:r="http://schemas.openxmlformats.org/officeDocument/2006/relationships" xmlns:m="http://schemas.openxmlformats.org/officeDocument/2006/math" xmlns:v="urn:schemas-microsoft-com:vml" xmlns:wp14="http://schemas.microsoft.com/office/word/2010/wordprocessingDrawing" xmlns:wp="http://schemas.openxmlformats.org/drawingml/2006/wordprocessingDrawing" xmlns:w10="urn:schemas-microsoft-com:office:word" xmlns:w="http://schemas.openxmlformats.org/wordprocessingml/2006/main" xmlns:w14="http://schemas.microsoft.com/office/word/2010/wordml" xmlns:w15="http://schemas.microsoft.com/office/word/2012/wordml" xmlns:wpg="http://schemas.microsoft.com/office/word/2010/wordprocessingGroup" xmlns:wpi="http://schemas.microsoft.com/office/word/2010/wordprocessingInk" xmlns:wne="http://schemas.microsoft.com/office/word/2006/wordml" xmlns:wps="http://schemas.microsoft.com/office/word/2010/wordprocessingShape" mc:Ignorable="w14 w15 wp14">
+<w:document xmlns:wpc="http://schemas.microsoft.com/office/word/2010/wordprocessingCanvas" xmlns:cx="http://schemas.microsoft.com/office/drawing/2014/chartex" xmlns:cx1="http://schemas.microsoft.com/office/drawing/2015/9/8/chartex" xmlns:cx2="http://schemas.microsoft.com/office/drawing/2015/10/21/chartex" xmlns:cx3="http://schemas.microsoft.com/office/drawing/2016/5/9/chartex" xmlns:cx4="http://schemas.microsoft.com/office/drawing/2016/5/10/chartex" xmlns:cx5="http://schemas.microsoft.com/office/drawing/2016/5/11/chartex" xmlns:cx6="http://schemas.microsoft.com/office/drawing/2016/5/12/chartex" xmlns:cx7="http://schemas.microsoft.com/office/drawing/2016/5/13/chartex" xmlns:cx8="http://schemas.microsoft.com/office/drawing/2016/5/14/chartex" xmlns:mc="http://schemas.openxmlformats.org/markup-compatibility/2006" xmlns:aink="http://schemas.microsoft.com/office/drawing/2016/ink" xmlns:am3d="http://schemas.microsoft.com/office/drawing/2017/model3d" xmlns:o="urn:schemas-microsoft-com:office:office" xmlns:r="http://schemas.openxmlformats.org/officeDocument/2006/relationships" xmlns:m="http://schemas.openxmlformats.org/officeDocument/2006/math" xmlns:v="urn:schemas-microsoft-com:vml" xmlns:wp14="http://schemas.microsoft.com/office/word/2010/wordprocessingDrawing" xmlns:wp="http://schemas.openxmlformats.org/drawingml/2006/wordprocessingDrawing" xmlns:w10="urn:schemas-microsoft-com:office:word" xmlns:w="http://schemas.openxmlformats.org/wordprocessingml/2006/main" xmlns:w14="http://schemas.microsoft.com/office/word/2010/wordml" xmlns:w15="http://schemas.microsoft.com/office/word/2012/wordml" xmlns:w16cid="http://schemas.microsoft.com/office/word/2016/wordml/cid" xmlns:w16se="http://schemas.microsoft.com/office/word/2015/wordml/symex" xmlns:wpg="http://schemas.microsoft.com/office/word/2010/wordprocessingGroup" xmlns:wpi="http://schemas.microsoft.com/office/word/2010/wordprocessingInk" xmlns:wne="http://schemas.microsoft.com/office/word/2006/wordml" xmlns:wps="http://schemas.microsoft.com/office/word/2010/wordprocessingShape" mc:Ignorable="w14 w15 w16se w16cid wp14">
   <w:body>
     <w:p>
       <w:pPr>
@@ -23,18 +23,19 @@
           <w:sz w:val="18"/>
         </w:rPr>
         <w:pict w14:anchorId="0EDFDC4C">
-          <v:rect id="_x0000_i1037" style="width:0;height:1.5pt" o:hralign="center" o:hrstd="t" o:hr="t" fillcolor="#a0a0a0" stroked="f"/>
+          <v:rect id="_x0000_i1025" style="width:0;height:1.5pt" o:hralign="center" o:hrstd="t" o:hr="t" fillcolor="#a0a0a0" stroked="f"/>
         </w:pict>
       </w:r>
-      <w:r>
+    </w:p>
+    <w:p>
+      <w:pPr>
         <w:rPr>
           <w:rFonts w:ascii="Arial" w:hAnsi="Arial" w:cs="Arial"/>
           <w:b/>
           <w:bCs/>
           <w:sz w:val="18"/>
         </w:rPr>
-        <w:t>Overview:</w:t>
-      </w:r>
+      </w:pPr>
     </w:p>
     <w:p>
       <w:pPr>
@@ -46,9 +47,26 @@
       <w:r>
         <w:rPr>
           <w:rFonts w:ascii="Arial" w:hAnsi="Arial" w:cs="Arial"/>
-          <w:sz w:val="18"/>
-        </w:rPr>
-        <w:t xml:space="preserve">Explore the best of Vietnam covering </w:t>
+          <w:b/>
+          <w:bCs/>
+          <w:sz w:val="18"/>
+        </w:rPr>
+        <w:t>Overview:</w:t>
+      </w:r>
+    </w:p>
+    <w:p>
+      <w:pPr>
+        <w:rPr>
+          <w:rFonts w:ascii="Arial" w:hAnsi="Arial" w:cs="Arial"/>
+          <w:sz w:val="18"/>
+        </w:rPr>
+      </w:pPr>
+      <w:r>
+        <w:rPr>
+          <w:rFonts w:ascii="Arial" w:hAnsi="Arial" w:cs="Arial"/>
+          <w:sz w:val="18"/>
+        </w:rPr>
+        <w:t xml:space="preserve">Explore the best of Vietnam covering Ho Chi Minh City, Da Nang, Hoi An, Hanoi, and scenic </w:t>
       </w:r>
       <w:proofErr w:type="spellStart"/>
       <w:r>
@@ -56,7 +74,7 @@
           <w:rFonts w:ascii="Arial" w:hAnsi="Arial" w:cs="Arial"/>
           <w:sz w:val="18"/>
         </w:rPr>
-        <w:t>Ho</w:t>
+        <w:t>Halong</w:t>
       </w:r>
       <w:proofErr w:type="spellEnd"/>
       <w:r>
@@ -64,38 +82,6 @@
           <w:rFonts w:ascii="Arial" w:hAnsi="Arial" w:cs="Arial"/>
           <w:sz w:val="18"/>
         </w:rPr>
-        <w:t xml:space="preserve"> Chi Minh City, Da Nang, Hoi </w:t>
-      </w:r>
-      <w:proofErr w:type="gramStart"/>
-      <w:r>
-        <w:rPr>
-          <w:rFonts w:ascii="Arial" w:hAnsi="Arial" w:cs="Arial"/>
-          <w:sz w:val="18"/>
-        </w:rPr>
-        <w:t>An</w:t>
-      </w:r>
-      <w:proofErr w:type="gramEnd"/>
-      <w:r>
-        <w:rPr>
-          <w:rFonts w:ascii="Arial" w:hAnsi="Arial" w:cs="Arial"/>
-          <w:sz w:val="18"/>
-        </w:rPr>
-        <w:t xml:space="preserve">, Hanoi, and scenic </w:t>
-      </w:r>
-      <w:proofErr w:type="spellStart"/>
-      <w:r>
-        <w:rPr>
-          <w:rFonts w:ascii="Arial" w:hAnsi="Arial" w:cs="Arial"/>
-          <w:sz w:val="18"/>
-        </w:rPr>
-        <w:t>Halong</w:t>
-      </w:r>
-      <w:proofErr w:type="spellEnd"/>
-      <w:r>
-        <w:rPr>
-          <w:rFonts w:ascii="Arial" w:hAnsi="Arial" w:cs="Arial"/>
-          <w:sz w:val="18"/>
-        </w:rPr>
         <w:t xml:space="preserve"> Bay.</w:t>
       </w:r>
       <w:r>
@@ -104,7 +90,7 @@
           <w:sz w:val="18"/>
         </w:rPr>
         <w:pict w14:anchorId="3D13125F">
-          <v:rect id="_x0000_i1039" style="width:0;height:1.5pt" o:hralign="center" o:hrstd="t" o:hr="t" fillcolor="#a0a0a0" stroked="f"/>
+          <v:rect id="_x0000_i1026" style="width:0;height:1.5pt" o:hralign="center" o:hrstd="t" o:hr="t" fillcolor="#a0a0a0" stroked="f"/>
         </w:pict>
       </w:r>
     </w:p>
@@ -120,8 +106,6 @@
           <w:lang w:eastAsia="en-IN"/>
         </w:rPr>
       </w:pPr>
-      <w:bookmarkStart w:id="0" w:name="_GoBack"/>
-      <w:bookmarkEnd w:id="0"/>
       <w:r>
         <w:rPr>
           <w:rFonts w:ascii="Arial" w:eastAsia="Times New Roman" w:hAnsi="Arial" w:cs="Arial"/>
@@ -150,39 +134,7 @@
           <w:rFonts w:ascii="Arial" w:hAnsi="Arial" w:cs="Arial"/>
           <w:sz w:val="18"/>
         </w:rPr>
-        <w:t xml:space="preserve">Explore </w:t>
-      </w:r>
-      <w:proofErr w:type="spellStart"/>
-      <w:r>
-        <w:rPr>
-          <w:rFonts w:ascii="Arial" w:hAnsi="Arial" w:cs="Arial"/>
-          <w:sz w:val="18"/>
-        </w:rPr>
-        <w:t>Ho</w:t>
-      </w:r>
-      <w:proofErr w:type="spellEnd"/>
-      <w:r>
-        <w:rPr>
-          <w:rFonts w:ascii="Arial" w:hAnsi="Arial" w:cs="Arial"/>
-          <w:sz w:val="18"/>
-        </w:rPr>
-        <w:t xml:space="preserve"> Chi Minh City: Cu Chi Tunnels, Red Cathedral, War Remnants Museum, Ben </w:t>
-      </w:r>
-      <w:proofErr w:type="spellStart"/>
-      <w:r>
-        <w:rPr>
-          <w:rFonts w:ascii="Arial" w:hAnsi="Arial" w:cs="Arial"/>
-          <w:sz w:val="18"/>
-        </w:rPr>
-        <w:t>Thanh</w:t>
-      </w:r>
-      <w:proofErr w:type="spellEnd"/>
-      <w:r>
-        <w:rPr>
-          <w:rFonts w:ascii="Arial" w:hAnsi="Arial" w:cs="Arial"/>
-          <w:sz w:val="18"/>
-        </w:rPr>
-        <w:t xml:space="preserve"> Market </w:t>
+        <w:t xml:space="preserve">Explore Ho Chi Minh City: Cu Chi Tunnels, Red Cathedral, War Remnants Museum, Ben Thanh Market </w:t>
       </w:r>
     </w:p>
     <w:p>
@@ -242,23 +194,7 @@
           <w:rFonts w:ascii="Arial" w:hAnsi="Arial" w:cs="Arial"/>
           <w:sz w:val="18"/>
         </w:rPr>
-        <w:t xml:space="preserve">Ba Na Hills cable car ride with Golden Bridge, </w:t>
-      </w:r>
-      <w:proofErr w:type="spellStart"/>
-      <w:r>
-        <w:rPr>
-          <w:rFonts w:ascii="Arial" w:hAnsi="Arial" w:cs="Arial"/>
-          <w:sz w:val="18"/>
-        </w:rPr>
-        <w:t>Linh</w:t>
-      </w:r>
-      <w:proofErr w:type="spellEnd"/>
-      <w:r>
-        <w:rPr>
-          <w:rFonts w:ascii="Arial" w:hAnsi="Arial" w:cs="Arial"/>
-          <w:sz w:val="18"/>
-        </w:rPr>
-        <w:t xml:space="preserve"> Ung Pagoda, Fantasy Park </w:t>
+        <w:t xml:space="preserve">Ba Na Hills cable car ride with Golden Bridge, Linh Ung Pagoda, Fantasy Park </w:t>
       </w:r>
     </w:p>
     <w:p>
@@ -278,23 +214,7 @@
           <w:rFonts w:ascii="Arial" w:hAnsi="Arial" w:cs="Arial"/>
           <w:sz w:val="18"/>
         </w:rPr>
-        <w:t xml:space="preserve">Hanoi city tour: </w:t>
-      </w:r>
-      <w:proofErr w:type="spellStart"/>
-      <w:r>
-        <w:rPr>
-          <w:rFonts w:ascii="Arial" w:hAnsi="Arial" w:cs="Arial"/>
-          <w:sz w:val="18"/>
-        </w:rPr>
-        <w:t>Ho</w:t>
-      </w:r>
-      <w:proofErr w:type="spellEnd"/>
-      <w:r>
-        <w:rPr>
-          <w:rFonts w:ascii="Arial" w:hAnsi="Arial" w:cs="Arial"/>
-          <w:sz w:val="18"/>
-        </w:rPr>
-        <w:t xml:space="preserve"> Chi Minh Mausoleum, Temple of Literature, Old Quarter, </w:t>
+        <w:t xml:space="preserve">Hanoi city tour: Ho Chi Minh Mausoleum, Temple of Literature, Old Quarter, </w:t>
       </w:r>
       <w:proofErr w:type="spellStart"/>
       <w:r>
@@ -346,23 +266,7 @@
           <w:rFonts w:ascii="Arial" w:hAnsi="Arial" w:cs="Arial"/>
           <w:sz w:val="18"/>
         </w:rPr>
-        <w:t xml:space="preserve">Ha Long Bay &amp; </w:t>
-      </w:r>
-      <w:proofErr w:type="spellStart"/>
-      <w:r>
-        <w:rPr>
-          <w:rFonts w:ascii="Arial" w:hAnsi="Arial" w:cs="Arial"/>
-          <w:sz w:val="18"/>
-        </w:rPr>
-        <w:t>Lan</w:t>
-      </w:r>
-      <w:proofErr w:type="spellEnd"/>
-      <w:r>
-        <w:rPr>
-          <w:rFonts w:ascii="Arial" w:hAnsi="Arial" w:cs="Arial"/>
-          <w:sz w:val="18"/>
-        </w:rPr>
-        <w:t xml:space="preserve"> Ha Bay Cruise: Kayaking, swimming, sunset party, cooking class, </w:t>
+        <w:t xml:space="preserve">Ha Long Bay &amp; Lan Ha Bay Cruise: Kayaking, swimming, sunset party, cooking class, </w:t>
       </w:r>
       <w:proofErr w:type="spellStart"/>
       <w:r>
@@ -456,7 +360,7 @@
           <w:sz w:val="18"/>
         </w:rPr>
         <w:pict w14:anchorId="54CAD5F4">
-          <v:rect id="_x0000_i1038" style="width:0;height:1.5pt" o:hralign="center" o:hrstd="t" o:hr="t" fillcolor="#a0a0a0" stroked="f"/>
+          <v:rect id="_x0000_i1027" style="width:0;height:1.5pt" o:hralign="center" o:hrstd="t" o:hr="t" fillcolor="#a0a0a0" stroked="f"/>
         </w:pict>
       </w:r>
       <w:r>
@@ -640,7 +544,7 @@
           <w:sz w:val="18"/>
         </w:rPr>
         <w:pict w14:anchorId="1FB49A49">
-          <v:rect id="_x0000_i1025" style="width:0;height:1.5pt" o:hralign="center" o:hrstd="t" o:hr="t" fillcolor="#a0a0a0" stroked="f"/>
+          <v:rect id="_x0000_i1028" style="width:0;height:1.5pt" o:hralign="center" o:hrstd="t" o:hr="t" fillcolor="#a0a0a0" stroked="f"/>
         </w:pict>
       </w:r>
       <w:r>
@@ -714,7 +618,7 @@
           <w:sz w:val="18"/>
         </w:rPr>
         <w:pict w14:anchorId="6E8F98D7">
-          <v:rect id="_x0000_i1026" style="width:0;height:1.5pt" o:hralign="center" o:hrstd="t" o:hr="t" fillcolor="#a0a0a0" stroked="f"/>
+          <v:rect id="_x0000_i1029" style="width:0;height:1.5pt" o:hralign="center" o:hrstd="t" o:hr="t" fillcolor="#a0a0a0" stroked="f"/>
         </w:pict>
       </w:r>
       <w:r>
@@ -744,9 +648,34 @@
           <w:bCs/>
           <w:sz w:val="18"/>
         </w:rPr>
-        <w:t xml:space="preserve"> </w:t>
-      </w:r>
-      <w:proofErr w:type="spellStart"/>
+        <w:t xml:space="preserve"> Ho Chi Minh – Mekong Delta</w:t>
+      </w:r>
+      <w:r>
+        <w:rPr>
+          <w:rFonts w:ascii="Arial" w:hAnsi="Arial" w:cs="Arial"/>
+          <w:sz w:val="18"/>
+        </w:rPr>
+        <w:br/>
+        <w:t xml:space="preserve">After breakfast, proceed to Mekong Delta (My Tho). Visit Vinh Trang Pagoda, enjoy boat ride, fruit tasting, honey tea, and local folk music. Visit Chinatown &amp; Thien Hau Temple. Overnight stay. </w:t>
+      </w:r>
+      <w:r>
+        <w:rPr>
+          <w:rFonts w:ascii="Arial" w:hAnsi="Arial" w:cs="Arial"/>
+          <w:i/>
+          <w:iCs/>
+          <w:sz w:val="18"/>
+        </w:rPr>
+        <w:t>(Meals: B/L/D)</w:t>
+      </w:r>
+      <w:r>
+        <w:rPr>
+          <w:rFonts w:ascii="Arial" w:hAnsi="Arial" w:cs="Arial"/>
+          <w:sz w:val="18"/>
+        </w:rPr>
+        <w:pict w14:anchorId="15E76466">
+          <v:rect id="_x0000_i1030" style="width:0;height:1.5pt" o:hralign="center" o:hrstd="t" o:hr="t" fillcolor="#a0a0a0" stroked="f"/>
+        </w:pict>
+      </w:r>
       <w:r>
         <w:rPr>
           <w:rFonts w:ascii="Arial" w:hAnsi="Arial" w:cs="Arial"/>
@@ -754,9 +683,9 @@
           <w:bCs/>
           <w:sz w:val="18"/>
         </w:rPr>
-        <w:t>Ho</w:t>
-      </w:r>
-      <w:proofErr w:type="spellEnd"/>
+        <w:t xml:space="preserve">Day </w:t>
+      </w:r>
+      <w:proofErr w:type="gramStart"/>
       <w:r>
         <w:rPr>
           <w:rFonts w:ascii="Arial" w:hAnsi="Arial" w:cs="Arial"/>
@@ -764,7 +693,17 @@
           <w:bCs/>
           <w:sz w:val="18"/>
         </w:rPr>
-        <w:t xml:space="preserve"> Chi Minh – Mekong Delta</w:t>
+        <w:t>03 :</w:t>
+      </w:r>
+      <w:proofErr w:type="gramEnd"/>
+      <w:r>
+        <w:rPr>
+          <w:rFonts w:ascii="Arial" w:hAnsi="Arial" w:cs="Arial"/>
+          <w:b/>
+          <w:bCs/>
+          <w:sz w:val="18"/>
+        </w:rPr>
+        <w:t xml:space="preserve"> Ho Chi Minh – Da Nang – Hoi An</w:t>
       </w:r>
       <w:r>
         <w:rPr>
@@ -772,7 +711,23 @@
           <w:sz w:val="18"/>
         </w:rPr>
         <w:br/>
-        <w:t xml:space="preserve">After breakfast, proceed to Mekong Delta (My Tho). Visit Vinh Trang Pagoda, enjoy boat ride, fruit tasting, honey tea, and local folk music. Visit Chinatown &amp; Thien Hau Temple. Overnight stay. </w:t>
+        <w:t xml:space="preserve">Flight to Da Nang. Visit Dragon Bridge, Han River Bridge, Love Bridge, Pink Church. Proceed to Hoi </w:t>
+      </w:r>
+      <w:proofErr w:type="gramStart"/>
+      <w:r>
+        <w:rPr>
+          <w:rFonts w:ascii="Arial" w:hAnsi="Arial" w:cs="Arial"/>
+          <w:sz w:val="18"/>
+        </w:rPr>
+        <w:t>An</w:t>
+      </w:r>
+      <w:proofErr w:type="gramEnd"/>
+      <w:r>
+        <w:rPr>
+          <w:rFonts w:ascii="Arial" w:hAnsi="Arial" w:cs="Arial"/>
+          <w:sz w:val="18"/>
+        </w:rPr>
+        <w:t xml:space="preserve"> via Marble Mountains. Walking tour of Hoi An Ancient Town. Overnight stay in Da Nang. </w:t>
       </w:r>
       <w:r>
         <w:rPr>
@@ -788,8 +743,8 @@
           <w:rFonts w:ascii="Arial" w:hAnsi="Arial" w:cs="Arial"/>
           <w:sz w:val="18"/>
         </w:rPr>
-        <w:pict w14:anchorId="15E76466">
-          <v:rect id="_x0000_i1027" style="width:0;height:1.5pt" o:hralign="center" o:hrstd="t" o:hr="t" fillcolor="#a0a0a0" stroked="f"/>
+        <w:pict w14:anchorId="69034CEF">
+          <v:rect id="_x0000_i1031" style="width:0;height:1.5pt" o:hralign="center" o:hrstd="t" o:hr="t" fillcolor="#a0a0a0" stroked="f"/>
         </w:pict>
       </w:r>
       <w:r>
@@ -809,7 +764,7 @@
           <w:bCs/>
           <w:sz w:val="18"/>
         </w:rPr>
-        <w:t>03 :</w:t>
+        <w:t>04 :</w:t>
       </w:r>
       <w:proofErr w:type="gramEnd"/>
       <w:r>
@@ -819,9 +774,34 @@
           <w:bCs/>
           <w:sz w:val="18"/>
         </w:rPr>
-        <w:t xml:space="preserve"> </w:t>
-      </w:r>
-      <w:proofErr w:type="spellStart"/>
+        <w:t xml:space="preserve"> Ba Na Hills &amp; Golden Bridge</w:t>
+      </w:r>
+      <w:r>
+        <w:rPr>
+          <w:rFonts w:ascii="Arial" w:hAnsi="Arial" w:cs="Arial"/>
+          <w:sz w:val="18"/>
+        </w:rPr>
+        <w:br/>
+        <w:t xml:space="preserve">After breakfast, visit Ba Na Hills by cable car. Explore Golden Bridge, Linh Ung Pagoda, and Fantasy Park. Evening city tour &amp; shopping at Han Market. Overnight stay. </w:t>
+      </w:r>
+      <w:r>
+        <w:rPr>
+          <w:rFonts w:ascii="Arial" w:hAnsi="Arial" w:cs="Arial"/>
+          <w:i/>
+          <w:iCs/>
+          <w:sz w:val="18"/>
+        </w:rPr>
+        <w:t>(Meals: B/L/D)</w:t>
+      </w:r>
+      <w:r>
+        <w:rPr>
+          <w:rFonts w:ascii="Arial" w:hAnsi="Arial" w:cs="Arial"/>
+          <w:sz w:val="18"/>
+        </w:rPr>
+        <w:pict w14:anchorId="3EAB4949">
+          <v:rect id="_x0000_i1032" style="width:0;height:1.5pt" o:hralign="center" o:hrstd="t" o:hr="t" fillcolor="#a0a0a0" stroked="f"/>
+        </w:pict>
+      </w:r>
       <w:r>
         <w:rPr>
           <w:rFonts w:ascii="Arial" w:hAnsi="Arial" w:cs="Arial"/>
@@ -829,9 +809,9 @@
           <w:bCs/>
           <w:sz w:val="18"/>
         </w:rPr>
-        <w:t>Ho</w:t>
-      </w:r>
-      <w:proofErr w:type="spellEnd"/>
+        <w:t xml:space="preserve">Day </w:t>
+      </w:r>
+      <w:proofErr w:type="gramStart"/>
       <w:r>
         <w:rPr>
           <w:rFonts w:ascii="Arial" w:hAnsi="Arial" w:cs="Arial"/>
@@ -839,7 +819,17 @@
           <w:bCs/>
           <w:sz w:val="18"/>
         </w:rPr>
-        <w:t xml:space="preserve"> Chi Minh – Da Nang – Hoi An</w:t>
+        <w:t>05 :</w:t>
+      </w:r>
+      <w:proofErr w:type="gramEnd"/>
+      <w:r>
+        <w:rPr>
+          <w:rFonts w:ascii="Arial" w:hAnsi="Arial" w:cs="Arial"/>
+          <w:b/>
+          <w:bCs/>
+          <w:sz w:val="18"/>
+        </w:rPr>
+        <w:t xml:space="preserve"> Da Nang – Hanoi City Tour</w:t>
       </w:r>
       <w:r>
         <w:rPr>
@@ -847,23 +837,55 @@
           <w:sz w:val="18"/>
         </w:rPr>
         <w:br/>
-        <w:t xml:space="preserve">Flight to Da Nang. Visit Dragon Bridge, Han River Bridge, Love Bridge, Pink Church. Proceed to Hoi </w:t>
-      </w:r>
-      <w:proofErr w:type="gramStart"/>
-      <w:r>
-        <w:rPr>
-          <w:rFonts w:ascii="Arial" w:hAnsi="Arial" w:cs="Arial"/>
-          <w:sz w:val="18"/>
-        </w:rPr>
-        <w:t>An</w:t>
-      </w:r>
-      <w:proofErr w:type="gramEnd"/>
-      <w:r>
-        <w:rPr>
-          <w:rFonts w:ascii="Arial" w:hAnsi="Arial" w:cs="Arial"/>
-          <w:sz w:val="18"/>
-        </w:rPr>
-        <w:t xml:space="preserve"> via Marble Mountains. Walking tour of Hoi An Ancient Town. Overnight stay in Da Nang. </w:t>
+        <w:t xml:space="preserve">Flight to Hanoi. Visit Ba Dinh Square, Ho Chi Minh Mausoleum, One Pillar Pagoda, Temple of Literature. </w:t>
+      </w:r>
+      <w:proofErr w:type="spellStart"/>
+      <w:r>
+        <w:rPr>
+          <w:rFonts w:ascii="Arial" w:hAnsi="Arial" w:cs="Arial"/>
+          <w:sz w:val="18"/>
+        </w:rPr>
+        <w:t>Cyclo</w:t>
+      </w:r>
+      <w:proofErr w:type="spellEnd"/>
+      <w:r>
+        <w:rPr>
+          <w:rFonts w:ascii="Arial" w:hAnsi="Arial" w:cs="Arial"/>
+          <w:sz w:val="18"/>
+        </w:rPr>
+        <w:t xml:space="preserve"> ride, </w:t>
+      </w:r>
+      <w:proofErr w:type="spellStart"/>
+      <w:r>
+        <w:rPr>
+          <w:rFonts w:ascii="Arial" w:hAnsi="Arial" w:cs="Arial"/>
+          <w:sz w:val="18"/>
+        </w:rPr>
+        <w:t>Hoan</w:t>
+      </w:r>
+      <w:proofErr w:type="spellEnd"/>
+      <w:r>
+        <w:rPr>
+          <w:rFonts w:ascii="Arial" w:hAnsi="Arial" w:cs="Arial"/>
+          <w:sz w:val="18"/>
+        </w:rPr>
+        <w:t xml:space="preserve"> </w:t>
+      </w:r>
+      <w:proofErr w:type="spellStart"/>
+      <w:r>
+        <w:rPr>
+          <w:rFonts w:ascii="Arial" w:hAnsi="Arial" w:cs="Arial"/>
+          <w:sz w:val="18"/>
+        </w:rPr>
+        <w:t>Kiem</w:t>
+      </w:r>
+      <w:proofErr w:type="spellEnd"/>
+      <w:r>
+        <w:rPr>
+          <w:rFonts w:ascii="Arial" w:hAnsi="Arial" w:cs="Arial"/>
+          <w:sz w:val="18"/>
+        </w:rPr>
+        <w:t xml:space="preserve"> Lake, Old Quarter, and Water Puppet Show. Overnight stay. </w:t>
       </w:r>
       <w:r>
         <w:rPr>
@@ -879,8 +901,8 @@
           <w:rFonts w:ascii="Arial" w:hAnsi="Arial" w:cs="Arial"/>
           <w:sz w:val="18"/>
         </w:rPr>
-        <w:pict w14:anchorId="69034CEF">
-          <v:rect id="_x0000_i1028" style="width:0;height:1.5pt" o:hralign="center" o:hrstd="t" o:hr="t" fillcolor="#a0a0a0" stroked="f"/>
+        <w:pict w14:anchorId="4C2754E7">
+          <v:rect id="_x0000_i1033" style="width:0;height:1.5pt" o:hralign="center" o:hrstd="t" o:hr="t" fillcolor="#a0a0a0" stroked="f"/>
         </w:pict>
       </w:r>
       <w:r>
@@ -900,7 +922,7 @@
           <w:bCs/>
           <w:sz w:val="18"/>
         </w:rPr>
-        <w:t>04 :</w:t>
+        <w:t>06 :</w:t>
       </w:r>
       <w:proofErr w:type="gramEnd"/>
       <w:r>
@@ -910,7 +932,7 @@
           <w:bCs/>
           <w:sz w:val="18"/>
         </w:rPr>
-        <w:t xml:space="preserve"> Ba Na Hills &amp; Golden Bridge</w:t>
+        <w:t xml:space="preserve"> Hanoi – Halong Bay Cruise</w:t>
       </w:r>
       <w:r>
         <w:rPr>
@@ -918,7 +940,21 @@
           <w:sz w:val="18"/>
         </w:rPr>
         <w:br/>
-        <w:t xml:space="preserve">After breakfast, visit Ba Na Hills by cable car. Explore Golden Bridge, Linh Ung Pagoda, and Fantasy Park. Evening city tour &amp; shopping at Han Market. Overnight stay. </w:t>
+        <w:t>Transfer to Halong Bay. Board 5</w:t>
+      </w:r>
+      <w:r>
+        <w:rPr>
+          <w:rFonts w:ascii="Segoe UI Symbol" w:hAnsi="Segoe UI Symbol" w:cs="Segoe UI Symbol"/>
+          <w:sz w:val="18"/>
+        </w:rPr>
+        <w:t>★</w:t>
+      </w:r>
+      <w:r>
+        <w:rPr>
+          <w:rFonts w:ascii="Arial" w:hAnsi="Arial" w:cs="Arial"/>
+          <w:sz w:val="18"/>
+        </w:rPr>
+        <w:t xml:space="preserve"> cruise, enjoy lunch and scenic cruising. Activities include kayaking/swimming at Tra Bau area, sunset party, cooking class, and overnight cruise stay. </w:t>
       </w:r>
       <w:r>
         <w:rPr>
@@ -934,8 +970,8 @@
           <w:rFonts w:ascii="Arial" w:hAnsi="Arial" w:cs="Arial"/>
           <w:sz w:val="18"/>
         </w:rPr>
-        <w:pict w14:anchorId="3EAB4949">
-          <v:rect id="_x0000_i1029" style="width:0;height:1.5pt" o:hralign="center" o:hrstd="t" o:hr="t" fillcolor="#a0a0a0" stroked="f"/>
+        <w:pict w14:anchorId="1BF10487">
+          <v:rect id="_x0000_i1034" style="width:0;height:1.5pt" o:hralign="center" o:hrstd="t" o:hr="t" fillcolor="#a0a0a0" stroked="f"/>
         </w:pict>
       </w:r>
       <w:r>
@@ -945,6 +981,7 @@
           <w:bCs/>
           <w:sz w:val="18"/>
         </w:rPr>
+        <w:lastRenderedPageBreak/>
         <w:t xml:space="preserve">Day </w:t>
       </w:r>
       <w:proofErr w:type="gramStart"/>
@@ -955,7 +992,7 @@
           <w:bCs/>
           <w:sz w:val="18"/>
         </w:rPr>
-        <w:t>05 :</w:t>
+        <w:t>07 :</w:t>
       </w:r>
       <w:proofErr w:type="gramEnd"/>
       <w:r>
@@ -965,7 +1002,27 @@
           <w:bCs/>
           <w:sz w:val="18"/>
         </w:rPr>
-        <w:t xml:space="preserve"> Da Nang – Hanoi City Tour</w:t>
+        <w:t xml:space="preserve"> </w:t>
+      </w:r>
+      <w:proofErr w:type="spellStart"/>
+      <w:r>
+        <w:rPr>
+          <w:rFonts w:ascii="Arial" w:hAnsi="Arial" w:cs="Arial"/>
+          <w:b/>
+          <w:bCs/>
+          <w:sz w:val="18"/>
+        </w:rPr>
+        <w:t>Halong</w:t>
+      </w:r>
+      <w:proofErr w:type="spellEnd"/>
+      <w:r>
+        <w:rPr>
+          <w:rFonts w:ascii="Arial" w:hAnsi="Arial" w:cs="Arial"/>
+          <w:b/>
+          <w:bCs/>
+          <w:sz w:val="18"/>
+        </w:rPr>
+        <w:t xml:space="preserve"> Bay – Hanoi</w:t>
       </w:r>
       <w:r>
         <w:rPr>
@@ -973,55 +1030,7 @@
           <w:sz w:val="18"/>
         </w:rPr>
         <w:br/>
-        <w:t xml:space="preserve">Flight to Hanoi. Visit Ba Dinh Square, Ho Chi Minh Mausoleum, One Pillar Pagoda, Temple of Literature. </w:t>
-      </w:r>
-      <w:proofErr w:type="spellStart"/>
-      <w:r>
-        <w:rPr>
-          <w:rFonts w:ascii="Arial" w:hAnsi="Arial" w:cs="Arial"/>
-          <w:sz w:val="18"/>
-        </w:rPr>
-        <w:t>Cyclo</w:t>
-      </w:r>
-      <w:proofErr w:type="spellEnd"/>
-      <w:r>
-        <w:rPr>
-          <w:rFonts w:ascii="Arial" w:hAnsi="Arial" w:cs="Arial"/>
-          <w:sz w:val="18"/>
-        </w:rPr>
-        <w:t xml:space="preserve"> ride, </w:t>
-      </w:r>
-      <w:proofErr w:type="spellStart"/>
-      <w:r>
-        <w:rPr>
-          <w:rFonts w:ascii="Arial" w:hAnsi="Arial" w:cs="Arial"/>
-          <w:sz w:val="18"/>
-        </w:rPr>
-        <w:t>Hoan</w:t>
-      </w:r>
-      <w:proofErr w:type="spellEnd"/>
-      <w:r>
-        <w:rPr>
-          <w:rFonts w:ascii="Arial" w:hAnsi="Arial" w:cs="Arial"/>
-          <w:sz w:val="18"/>
-        </w:rPr>
-        <w:t xml:space="preserve"> </w:t>
-      </w:r>
-      <w:proofErr w:type="spellStart"/>
-      <w:r>
-        <w:rPr>
-          <w:rFonts w:ascii="Arial" w:hAnsi="Arial" w:cs="Arial"/>
-          <w:sz w:val="18"/>
-        </w:rPr>
-        <w:t>Kiem</w:t>
-      </w:r>
-      <w:proofErr w:type="spellEnd"/>
-      <w:r>
-        <w:rPr>
-          <w:rFonts w:ascii="Arial" w:hAnsi="Arial" w:cs="Arial"/>
-          <w:sz w:val="18"/>
-        </w:rPr>
-        <w:t xml:space="preserve"> Lake, Old Quarter, and Water Puppet Show. Overnight stay. </w:t>
+        <w:t xml:space="preserve">Morning Tai Chi, breakfast, visit caves (Dark &amp; Bright Cave), brunch onboard. Return to Hanoi. Visit Tran Quoc Pagoda &amp; State Theatre. Dinner at Indian restaurant. Overnight stay. </w:t>
       </w:r>
       <w:r>
         <w:rPr>
@@ -1030,150 +1039,6 @@
           <w:iCs/>
           <w:sz w:val="18"/>
         </w:rPr>
-        <w:t>(Meals: B/L/D)</w:t>
-      </w:r>
-      <w:r>
-        <w:rPr>
-          <w:rFonts w:ascii="Arial" w:hAnsi="Arial" w:cs="Arial"/>
-          <w:sz w:val="18"/>
-        </w:rPr>
-        <w:pict w14:anchorId="4C2754E7">
-          <v:rect id="_x0000_i1030" style="width:0;height:1.5pt" o:hralign="center" o:hrstd="t" o:hr="t" fillcolor="#a0a0a0" stroked="f"/>
-        </w:pict>
-      </w:r>
-      <w:r>
-        <w:rPr>
-          <w:rFonts w:ascii="Arial" w:hAnsi="Arial" w:cs="Arial"/>
-          <w:b/>
-          <w:bCs/>
-          <w:sz w:val="18"/>
-        </w:rPr>
-        <w:t xml:space="preserve">Day </w:t>
-      </w:r>
-      <w:proofErr w:type="gramStart"/>
-      <w:r>
-        <w:rPr>
-          <w:rFonts w:ascii="Arial" w:hAnsi="Arial" w:cs="Arial"/>
-          <w:b/>
-          <w:bCs/>
-          <w:sz w:val="18"/>
-        </w:rPr>
-        <w:t>06 :</w:t>
-      </w:r>
-      <w:proofErr w:type="gramEnd"/>
-      <w:r>
-        <w:rPr>
-          <w:rFonts w:ascii="Arial" w:hAnsi="Arial" w:cs="Arial"/>
-          <w:b/>
-          <w:bCs/>
-          <w:sz w:val="18"/>
-        </w:rPr>
-        <w:t xml:space="preserve"> Hanoi – Halong Bay Cruise</w:t>
-      </w:r>
-      <w:r>
-        <w:rPr>
-          <w:rFonts w:ascii="Arial" w:hAnsi="Arial" w:cs="Arial"/>
-          <w:sz w:val="18"/>
-        </w:rPr>
-        <w:br/>
-        <w:t>Transfer to Halong Bay. Board 5</w:t>
-      </w:r>
-      <w:r>
-        <w:rPr>
-          <w:rFonts w:ascii="Segoe UI Symbol" w:hAnsi="Segoe UI Symbol" w:cs="Segoe UI Symbol"/>
-          <w:sz w:val="18"/>
-        </w:rPr>
-        <w:t>★</w:t>
-      </w:r>
-      <w:r>
-        <w:rPr>
-          <w:rFonts w:ascii="Arial" w:hAnsi="Arial" w:cs="Arial"/>
-          <w:sz w:val="18"/>
-        </w:rPr>
-        <w:t xml:space="preserve"> cruise, enjoy lunch and scenic cruising. Activities include kayaking/swimming at Tra Bau area, sunset party, cooking class, and overnight cruise stay. </w:t>
-      </w:r>
-      <w:r>
-        <w:rPr>
-          <w:rFonts w:ascii="Arial" w:hAnsi="Arial" w:cs="Arial"/>
-          <w:i/>
-          <w:iCs/>
-          <w:sz w:val="18"/>
-        </w:rPr>
-        <w:t>(Meals: B/L/D)</w:t>
-      </w:r>
-      <w:r>
-        <w:rPr>
-          <w:rFonts w:ascii="Arial" w:hAnsi="Arial" w:cs="Arial"/>
-          <w:sz w:val="18"/>
-        </w:rPr>
-        <w:pict w14:anchorId="1BF10487">
-          <v:rect id="_x0000_i1031" style="width:0;height:1.5pt" o:hralign="center" o:hrstd="t" o:hr="t" fillcolor="#a0a0a0" stroked="f"/>
-        </w:pict>
-      </w:r>
-      <w:r>
-        <w:rPr>
-          <w:rFonts w:ascii="Arial" w:hAnsi="Arial" w:cs="Arial"/>
-          <w:b/>
-          <w:bCs/>
-          <w:sz w:val="18"/>
-        </w:rPr>
-        <w:t xml:space="preserve">Day </w:t>
-      </w:r>
-      <w:proofErr w:type="gramStart"/>
-      <w:r>
-        <w:rPr>
-          <w:rFonts w:ascii="Arial" w:hAnsi="Arial" w:cs="Arial"/>
-          <w:b/>
-          <w:bCs/>
-          <w:sz w:val="18"/>
-        </w:rPr>
-        <w:t>07 :</w:t>
-      </w:r>
-      <w:proofErr w:type="gramEnd"/>
-      <w:r>
-        <w:rPr>
-          <w:rFonts w:ascii="Arial" w:hAnsi="Arial" w:cs="Arial"/>
-          <w:b/>
-          <w:bCs/>
-          <w:sz w:val="18"/>
-        </w:rPr>
-        <w:t xml:space="preserve"> </w:t>
-      </w:r>
-      <w:proofErr w:type="spellStart"/>
-      <w:r>
-        <w:rPr>
-          <w:rFonts w:ascii="Arial" w:hAnsi="Arial" w:cs="Arial"/>
-          <w:b/>
-          <w:bCs/>
-          <w:sz w:val="18"/>
-        </w:rPr>
-        <w:t>Halong</w:t>
-      </w:r>
-      <w:proofErr w:type="spellEnd"/>
-      <w:r>
-        <w:rPr>
-          <w:rFonts w:ascii="Arial" w:hAnsi="Arial" w:cs="Arial"/>
-          <w:b/>
-          <w:bCs/>
-          <w:sz w:val="18"/>
-        </w:rPr>
-        <w:t xml:space="preserve"> Bay – Hanoi</w:t>
-      </w:r>
-      <w:r>
-        <w:rPr>
-          <w:rFonts w:ascii="Arial" w:hAnsi="Arial" w:cs="Arial"/>
-          <w:sz w:val="18"/>
-        </w:rPr>
-        <w:br/>
-        <w:t xml:space="preserve">Morning Tai Chi, breakfast, visit caves (Dark &amp; Bright Cave), brunch onboard. Return to Hanoi. Visit Tran Quoc Pagoda &amp; State Theatre. Dinner at Indian restaurant. Overnight stay. </w:t>
-      </w:r>
-      <w:r>
-        <w:rPr>
-          <w:rFonts w:ascii="Arial" w:hAnsi="Arial" w:cs="Arial"/>
-          <w:i/>
-          <w:iCs/>
-          <w:sz w:val="18"/>
-        </w:rPr>
         <w:t>(Meals: B/Brunch/D)</w:t>
       </w:r>
       <w:r>
@@ -1181,9 +1046,8 @@
           <w:rFonts w:ascii="Arial" w:hAnsi="Arial" w:cs="Arial"/>
           <w:sz w:val="18"/>
         </w:rPr>
-        <w:lastRenderedPageBreak/>
         <w:pict w14:anchorId="08476405">
-          <v:rect id="_x0000_i1032" style="width:0;height:1.5pt" o:hralign="center" o:hrstd="t" o:hr="t" fillcolor="#a0a0a0" stroked="f"/>
+          <v:rect id="_x0000_i1035" style="width:0;height:1.5pt" o:hralign="center" o:hrstd="t" o:hr="t" fillcolor="#a0a0a0" stroked="f"/>
         </w:pict>
       </w:r>
       <w:r>
@@ -1249,7 +1113,7 @@
           <w:sz w:val="18"/>
         </w:rPr>
         <w:pict w14:anchorId="455E481F">
-          <v:rect id="_x0000_i1033" style="width:0;height:1.5pt" o:hralign="center" o:hrstd="t" o:hr="t" fillcolor="#a0a0a0" stroked="f"/>
+          <v:rect id="_x0000_i1036" style="width:0;height:1.5pt" o:hralign="center" o:hrstd="t" o:hr="t" fillcolor="#a0a0a0" stroked="f"/>
         </w:pict>
       </w:r>
       <w:r>
@@ -1283,6 +1147,7 @@
           <w:sz w:val="18"/>
         </w:rPr>
       </w:pPr>
+      <w:bookmarkStart w:id="0" w:name="_GoBack"/>
       <w:r>
         <w:rPr>
           <w:rFonts w:ascii="Arial" w:hAnsi="Arial" w:cs="Arial"/>
@@ -1293,7 +1158,6 @@
       <w:r>
         <w:rPr>
           <w:rFonts w:ascii="Arial" w:hAnsi="Arial" w:cs="Arial"/>
-          <w:b/>
           <w:bCs/>
           <w:sz w:val="18"/>
         </w:rPr>
@@ -1329,7 +1193,6 @@
       <w:r>
         <w:rPr>
           <w:rFonts w:ascii="Arial" w:hAnsi="Arial" w:cs="Arial"/>
-          <w:b/>
           <w:bCs/>
           <w:sz w:val="18"/>
         </w:rPr>
@@ -1338,7 +1201,6 @@
       <w:r>
         <w:rPr>
           <w:rFonts w:ascii="Segoe UI Symbol" w:hAnsi="Segoe UI Symbol" w:cs="Segoe UI Symbol"/>
-          <w:b/>
           <w:bCs/>
           <w:sz w:val="18"/>
         </w:rPr>
@@ -1347,7 +1209,6 @@
       <w:r>
         <w:rPr>
           <w:rFonts w:ascii="Arial" w:hAnsi="Arial" w:cs="Arial"/>
-          <w:b/>
           <w:bCs/>
           <w:sz w:val="18"/>
         </w:rPr>
@@ -1356,7 +1217,6 @@
       <w:r>
         <w:rPr>
           <w:rFonts w:ascii="Segoe UI Symbol" w:hAnsi="Segoe UI Symbol" w:cs="Segoe UI Symbol"/>
-          <w:b/>
           <w:bCs/>
           <w:sz w:val="18"/>
         </w:rPr>
@@ -1365,7 +1225,6 @@
       <w:r>
         <w:rPr>
           <w:rFonts w:ascii="Arial" w:hAnsi="Arial" w:cs="Arial"/>
-          <w:b/>
           <w:bCs/>
           <w:sz w:val="18"/>
         </w:rPr>
@@ -1401,7 +1260,6 @@
       <w:r>
         <w:rPr>
           <w:rFonts w:ascii="Arial" w:hAnsi="Arial" w:cs="Arial"/>
-          <w:b/>
           <w:bCs/>
           <w:sz w:val="18"/>
         </w:rPr>
@@ -1415,6 +1273,7 @@
         <w:t xml:space="preserve"> </w:t>
       </w:r>
     </w:p>
+    <w:bookmarkEnd w:id="0"/>
     <w:p>
       <w:pPr>
         <w:rPr>
@@ -1428,7 +1287,7 @@
           <w:sz w:val="18"/>
         </w:rPr>
         <w:pict w14:anchorId="41585E1D">
-          <v:rect id="_x0000_i1034" style="width:0;height:1.5pt" o:hralign="center" o:hrstd="t" o:hr="t" fillcolor="#a0a0a0" stroked="f"/>
+          <v:rect id="_x0000_i1037" style="width:0;height:1.5pt" o:hralign="center" o:hrstd="t" o:hr="t" fillcolor="#a0a0a0" stroked="f"/>
         </w:pict>
       </w:r>
       <w:r>
@@ -1634,7 +1493,7 @@
           <w:sz w:val="18"/>
         </w:rPr>
         <w:pict w14:anchorId="761F5440">
-          <v:rect id="_x0000_i1035" style="width:0;height:1.5pt" o:hralign="center" o:hrstd="t" o:hr="t" fillcolor="#a0a0a0" stroked="f"/>
+          <v:rect id="_x0000_i1038" style="width:0;height:1.5pt" o:hralign="center" o:hrstd="t" o:hr="t" fillcolor="#a0a0a0" stroked="f"/>
         </w:pict>
       </w:r>
       <w:r>
@@ -1760,7 +1619,7 @@
           <w:sz w:val="18"/>
         </w:rPr>
         <w:pict w14:anchorId="2AF013A9">
-          <v:rect id="_x0000_i1036" style="width:0;height:1.5pt" o:hralign="center" o:hrstd="t" o:hr="t" fillcolor="#a0a0a0" stroked="f"/>
+          <v:rect id="_x0000_i1039" style="width:0;height:1.5pt" o:hralign="center" o:hrstd="t" o:hr="t" fillcolor="#a0a0a0" stroked="f"/>
         </w:pict>
       </w:r>
     </w:p>
@@ -1821,7 +1680,7 @@
 </file>
 
 <file path=word/endnotes.xml><?xml version="1.0" encoding="utf-8"?>
-<w:endnotes xmlns:wpc="http://schemas.microsoft.com/office/word/2010/wordprocessingCanvas" xmlns:mc="http://schemas.openxmlformats.org/markup-compatibility/2006" xmlns:o="urn:schemas-microsoft-com:office:office" xmlns:r="http://schemas.openxmlformats.org/officeDocument/2006/relationships" xmlns:m="http://schemas.openxmlformats.org/officeDocument/2006/math" xmlns:v="urn:schemas-microsoft-com:vml" xmlns:wp14="http://schemas.microsoft.com/office/word/2010/wordprocessingDrawing" xmlns:wp="http://schemas.openxmlformats.org/drawingml/2006/wordprocessingDrawing" xmlns:w10="urn:schemas-microsoft-com:office:word" xmlns:w="http://schemas.openxmlformats.org/wordprocessingml/2006/main" xmlns:w14="http://schemas.microsoft.com/office/word/2010/wordml" xmlns:w15="http://schemas.microsoft.com/office/word/2012/wordml" xmlns:wpg="http://schemas.microsoft.com/office/word/2010/wordprocessingGroup" xmlns:wpi="http://schemas.microsoft.com/office/word/2010/wordprocessingInk" xmlns:wne="http://schemas.microsoft.com/office/word/2006/wordml" xmlns:wps="http://schemas.microsoft.com/office/word/2010/wordprocessingShape" mc:Ignorable="w14 w15 wp14">
+<w:endnotes xmlns:wpc="http://schemas.microsoft.com/office/word/2010/wordprocessingCanvas" xmlns:cx="http://schemas.microsoft.com/office/drawing/2014/chartex" xmlns:cx1="http://schemas.microsoft.com/office/drawing/2015/9/8/chartex" xmlns:cx2="http://schemas.microsoft.com/office/drawing/2015/10/21/chartex" xmlns:cx3="http://schemas.microsoft.com/office/drawing/2016/5/9/chartex" xmlns:cx4="http://schemas.microsoft.com/office/drawing/2016/5/10/chartex" xmlns:cx5="http://schemas.microsoft.com/office/drawing/2016/5/11/chartex" xmlns:cx6="http://schemas.microsoft.com/office/drawing/2016/5/12/chartex" xmlns:cx7="http://schemas.microsoft.com/office/drawing/2016/5/13/chartex" xmlns:cx8="http://schemas.microsoft.com/office/drawing/2016/5/14/chartex" xmlns:mc="http://schemas.openxmlformats.org/markup-compatibility/2006" xmlns:aink="http://schemas.microsoft.com/office/drawing/2016/ink" xmlns:am3d="http://schemas.microsoft.com/office/drawing/2017/model3d" xmlns:o="urn:schemas-microsoft-com:office:office" xmlns:r="http://schemas.openxmlformats.org/officeDocument/2006/relationships" xmlns:m="http://schemas.openxmlformats.org/officeDocument/2006/math" xmlns:v="urn:schemas-microsoft-com:vml" xmlns:wp14="http://schemas.microsoft.com/office/word/2010/wordprocessingDrawing" xmlns:wp="http://schemas.openxmlformats.org/drawingml/2006/wordprocessingDrawing" xmlns:w10="urn:schemas-microsoft-com:office:word" xmlns:w="http://schemas.openxmlformats.org/wordprocessingml/2006/main" xmlns:w14="http://schemas.microsoft.com/office/word/2010/wordml" xmlns:w15="http://schemas.microsoft.com/office/word/2012/wordml" xmlns:w16cid="http://schemas.microsoft.com/office/word/2016/wordml/cid" xmlns:w16se="http://schemas.microsoft.com/office/word/2015/wordml/symex" xmlns:wpg="http://schemas.microsoft.com/office/word/2010/wordprocessingGroup" xmlns:wpi="http://schemas.microsoft.com/office/word/2010/wordprocessingInk" xmlns:wne="http://schemas.microsoft.com/office/word/2006/wordml" xmlns:wps="http://schemas.microsoft.com/office/word/2010/wordprocessingShape" mc:Ignorable="w14 w15 w16se w16cid wp14">
   <w:endnote w:type="separator" w:id="-1">
     <w:p>
       <w:pPr>
@@ -1846,7 +1705,7 @@
 </file>
 
 <file path=word/footer1.xml><?xml version="1.0" encoding="utf-8"?>
-<w:ftr xmlns:wpc="http://schemas.microsoft.com/office/word/2010/wordprocessingCanvas" xmlns:mc="http://schemas.openxmlformats.org/markup-compatibility/2006" xmlns:o="urn:schemas-microsoft-com:office:office" xmlns:r="http://schemas.openxmlformats.org/officeDocument/2006/relationships" xmlns:m="http://schemas.openxmlformats.org/officeDocument/2006/math" xmlns:v="urn:schemas-microsoft-com:vml" xmlns:wp14="http://schemas.microsoft.com/office/word/2010/wordprocessingDrawing" xmlns:wp="http://schemas.openxmlformats.org/drawingml/2006/wordprocessingDrawing" xmlns:w10="urn:schemas-microsoft-com:office:word" xmlns:w="http://schemas.openxmlformats.org/wordprocessingml/2006/main" xmlns:w14="http://schemas.microsoft.com/office/word/2010/wordml" xmlns:w15="http://schemas.microsoft.com/office/word/2012/wordml" xmlns:wpg="http://schemas.microsoft.com/office/word/2010/wordprocessingGroup" xmlns:wpi="http://schemas.microsoft.com/office/word/2010/wordprocessingInk" xmlns:wne="http://schemas.microsoft.com/office/word/2006/wordml" xmlns:wps="http://schemas.microsoft.com/office/word/2010/wordprocessingShape" mc:Ignorable="w14 w15 wp14">
+<w:ftr xmlns:wpc="http://schemas.microsoft.com/office/word/2010/wordprocessingCanvas" xmlns:cx="http://schemas.microsoft.com/office/drawing/2014/chartex" xmlns:cx1="http://schemas.microsoft.com/office/drawing/2015/9/8/chartex" xmlns:cx2="http://schemas.microsoft.com/office/drawing/2015/10/21/chartex" xmlns:cx3="http://schemas.microsoft.com/office/drawing/2016/5/9/chartex" xmlns:cx4="http://schemas.microsoft.com/office/drawing/2016/5/10/chartex" xmlns:cx5="http://schemas.microsoft.com/office/drawing/2016/5/11/chartex" xmlns:cx6="http://schemas.microsoft.com/office/drawing/2016/5/12/chartex" xmlns:cx7="http://schemas.microsoft.com/office/drawing/2016/5/13/chartex" xmlns:cx8="http://schemas.microsoft.com/office/drawing/2016/5/14/chartex" xmlns:mc="http://schemas.openxmlformats.org/markup-compatibility/2006" xmlns:aink="http://schemas.microsoft.com/office/drawing/2016/ink" xmlns:am3d="http://schemas.microsoft.com/office/drawing/2017/model3d" xmlns:o="urn:schemas-microsoft-com:office:office" xmlns:r="http://schemas.openxmlformats.org/officeDocument/2006/relationships" xmlns:m="http://schemas.openxmlformats.org/officeDocument/2006/math" xmlns:v="urn:schemas-microsoft-com:vml" xmlns:wp14="http://schemas.microsoft.com/office/word/2010/wordprocessingDrawing" xmlns:wp="http://schemas.openxmlformats.org/drawingml/2006/wordprocessingDrawing" xmlns:w10="urn:schemas-microsoft-com:office:word" xmlns:w="http://schemas.openxmlformats.org/wordprocessingml/2006/main" xmlns:w14="http://schemas.microsoft.com/office/word/2010/wordml" xmlns:w15="http://schemas.microsoft.com/office/word/2012/wordml" xmlns:w16cid="http://schemas.microsoft.com/office/word/2016/wordml/cid" xmlns:w16se="http://schemas.microsoft.com/office/word/2015/wordml/symex" xmlns:wpg="http://schemas.microsoft.com/office/word/2010/wordprocessingGroup" xmlns:wpi="http://schemas.microsoft.com/office/word/2010/wordprocessingInk" xmlns:wne="http://schemas.microsoft.com/office/word/2006/wordml" xmlns:wps="http://schemas.microsoft.com/office/word/2010/wordprocessingShape" mc:Ignorable="w14 w15 w16se w16cid wp14">
   <w:p>
     <w:pPr>
       <w:pStyle w:val="BodyText"/>
@@ -2124,7 +1983,7 @@
 </file>
 
 <file path=word/footnotes.xml><?xml version="1.0" encoding="utf-8"?>
-<w:footnotes xmlns:wpc="http://schemas.microsoft.com/office/word/2010/wordprocessingCanvas" xmlns:mc="http://schemas.openxmlformats.org/markup-compatibility/2006" xmlns:o="urn:schemas-microsoft-com:office:office" xmlns:r="http://schemas.openxmlformats.org/officeDocument/2006/relationships" xmlns:m="http://schemas.openxmlformats.org/officeDocument/2006/math" xmlns:v="urn:schemas-microsoft-com:vml" xmlns:wp14="http://schemas.microsoft.com/office/word/2010/wordprocessingDrawing" xmlns:wp="http://schemas.openxmlformats.org/drawingml/2006/wordprocessingDrawing" xmlns:w10="urn:schemas-microsoft-com:office:word" xmlns:w="http://schemas.openxmlformats.org/wordprocessingml/2006/main" xmlns:w14="http://schemas.microsoft.com/office/word/2010/wordml" xmlns:w15="http://schemas.microsoft.com/office/word/2012/wordml" xmlns:wpg="http://schemas.microsoft.com/office/word/2010/wordprocessingGroup" xmlns:wpi="http://schemas.microsoft.com/office/word/2010/wordprocessingInk" xmlns:wne="http://schemas.microsoft.com/office/word/2006/wordml" xmlns:wps="http://schemas.microsoft.com/office/word/2010/wordprocessingShape" mc:Ignorable="w14 w15 wp14">
+<w:footnotes xmlns:wpc="http://schemas.microsoft.com/office/word/2010/wordprocessingCanvas" xmlns:cx="http://schemas.microsoft.com/office/drawing/2014/chartex" xmlns:cx1="http://schemas.microsoft.com/office/drawing/2015/9/8/chartex" xmlns:cx2="http://schemas.microsoft.com/office/drawing/2015/10/21/chartex" xmlns:cx3="http://schemas.microsoft.com/office/drawing/2016/5/9/chartex" xmlns:cx4="http://schemas.microsoft.com/office/drawing/2016/5/10/chartex" xmlns:cx5="http://schemas.microsoft.com/office/drawing/2016/5/11/chartex" xmlns:cx6="http://schemas.microsoft.com/office/drawing/2016/5/12/chartex" xmlns:cx7="http://schemas.microsoft.com/office/drawing/2016/5/13/chartex" xmlns:cx8="http://schemas.microsoft.com/office/drawing/2016/5/14/chartex" xmlns:mc="http://schemas.openxmlformats.org/markup-compatibility/2006" xmlns:aink="http://schemas.microsoft.com/office/drawing/2016/ink" xmlns:am3d="http://schemas.microsoft.com/office/drawing/2017/model3d" xmlns:o="urn:schemas-microsoft-com:office:office" xmlns:r="http://schemas.openxmlformats.org/officeDocument/2006/relationships" xmlns:m="http://schemas.openxmlformats.org/officeDocument/2006/math" xmlns:v="urn:schemas-microsoft-com:vml" xmlns:wp14="http://schemas.microsoft.com/office/word/2010/wordprocessingDrawing" xmlns:wp="http://schemas.openxmlformats.org/drawingml/2006/wordprocessingDrawing" xmlns:w10="urn:schemas-microsoft-com:office:word" xmlns:w="http://schemas.openxmlformats.org/wordprocessingml/2006/main" xmlns:w14="http://schemas.microsoft.com/office/word/2010/wordml" xmlns:w15="http://schemas.microsoft.com/office/word/2012/wordml" xmlns:w16cid="http://schemas.microsoft.com/office/word/2016/wordml/cid" xmlns:w16se="http://schemas.microsoft.com/office/word/2015/wordml/symex" xmlns:wpg="http://schemas.microsoft.com/office/word/2010/wordprocessingGroup" xmlns:wpi="http://schemas.microsoft.com/office/word/2010/wordprocessingInk" xmlns:wne="http://schemas.microsoft.com/office/word/2006/wordml" xmlns:wps="http://schemas.microsoft.com/office/word/2010/wordprocessingShape" mc:Ignorable="w14 w15 w16se w16cid wp14">
   <w:footnote w:type="separator" w:id="-1">
     <w:p>
       <w:pPr>
@@ -2149,7 +2008,7 @@
 </file>
 
 <file path=word/header1.xml><?xml version="1.0" encoding="utf-8"?>
-<w:hdr xmlns:wpc="http://schemas.microsoft.com/office/word/2010/wordprocessingCanvas" xmlns:mc="http://schemas.openxmlformats.org/markup-compatibility/2006" xmlns:o="urn:schemas-microsoft-com:office:office" xmlns:r="http://schemas.openxmlformats.org/officeDocument/2006/relationships" xmlns:m="http://schemas.openxmlformats.org/officeDocument/2006/math" xmlns:v="urn:schemas-microsoft-com:vml" xmlns:wp14="http://schemas.microsoft.com/office/word/2010/wordprocessingDrawing" xmlns:wp="http://schemas.openxmlformats.org/drawingml/2006/wordprocessingDrawing" xmlns:w10="urn:schemas-microsoft-com:office:word" xmlns:w="http://schemas.openxmlformats.org/wordprocessingml/2006/main" xmlns:w14="http://schemas.microsoft.com/office/word/2010/wordml" xmlns:w15="http://schemas.microsoft.com/office/word/2012/wordml" xmlns:wpg="http://schemas.microsoft.com/office/word/2010/wordprocessingGroup" xmlns:wpi="http://schemas.microsoft.com/office/word/2010/wordprocessingInk" xmlns:wne="http://schemas.microsoft.com/office/word/2006/wordml" xmlns:wps="http://schemas.microsoft.com/office/word/2010/wordprocessingShape" mc:Ignorable="w14 w15 wp14">
+<w:hdr xmlns:wpc="http://schemas.microsoft.com/office/word/2010/wordprocessingCanvas" xmlns:cx="http://schemas.microsoft.com/office/drawing/2014/chartex" xmlns:cx1="http://schemas.microsoft.com/office/drawing/2015/9/8/chartex" xmlns:cx2="http://schemas.microsoft.com/office/drawing/2015/10/21/chartex" xmlns:cx3="http://schemas.microsoft.com/office/drawing/2016/5/9/chartex" xmlns:cx4="http://schemas.microsoft.com/office/drawing/2016/5/10/chartex" xmlns:cx5="http://schemas.microsoft.com/office/drawing/2016/5/11/chartex" xmlns:cx6="http://schemas.microsoft.com/office/drawing/2016/5/12/chartex" xmlns:cx7="http://schemas.microsoft.com/office/drawing/2016/5/13/chartex" xmlns:cx8="http://schemas.microsoft.com/office/drawing/2016/5/14/chartex" xmlns:mc="http://schemas.openxmlformats.org/markup-compatibility/2006" xmlns:aink="http://schemas.microsoft.com/office/drawing/2016/ink" xmlns:am3d="http://schemas.microsoft.com/office/drawing/2017/model3d" xmlns:o="urn:schemas-microsoft-com:office:office" xmlns:r="http://schemas.openxmlformats.org/officeDocument/2006/relationships" xmlns:m="http://schemas.openxmlformats.org/officeDocument/2006/math" xmlns:v="urn:schemas-microsoft-com:vml" xmlns:wp14="http://schemas.microsoft.com/office/word/2010/wordprocessingDrawing" xmlns:wp="http://schemas.openxmlformats.org/drawingml/2006/wordprocessingDrawing" xmlns:w10="urn:schemas-microsoft-com:office:word" xmlns:w="http://schemas.openxmlformats.org/wordprocessingml/2006/main" xmlns:w14="http://schemas.microsoft.com/office/word/2010/wordml" xmlns:w15="http://schemas.microsoft.com/office/word/2012/wordml" xmlns:w16cid="http://schemas.microsoft.com/office/word/2016/wordml/cid" xmlns:w16se="http://schemas.microsoft.com/office/word/2015/wordml/symex" xmlns:wpg="http://schemas.microsoft.com/office/word/2010/wordprocessingGroup" xmlns:wpi="http://schemas.microsoft.com/office/word/2010/wordprocessingInk" xmlns:wne="http://schemas.microsoft.com/office/word/2006/wordml" xmlns:wps="http://schemas.microsoft.com/office/word/2010/wordprocessingShape" mc:Ignorable="w14 w15 w16se w16cid wp14">
   <w:p>
     <w:pPr>
       <w:pStyle w:val="Header"/>
@@ -2208,8 +2067,8 @@
 </file>
 
 <file path=word/numbering.xml><?xml version="1.0" encoding="utf-8"?>
-<w:numbering xmlns:wpc="http://schemas.microsoft.com/office/word/2010/wordprocessingCanvas" xmlns:mc="http://schemas.openxmlformats.org/markup-compatibility/2006" xmlns:o="urn:schemas-microsoft-com:office:office" xmlns:r="http://schemas.openxmlformats.org/officeDocument/2006/relationships" xmlns:m="http://schemas.openxmlformats.org/officeDocument/2006/math" xmlns:v="urn:schemas-microsoft-com:vml" xmlns:wp14="http://schemas.microsoft.com/office/word/2010/wordprocessingDrawing" xmlns:wp="http://schemas.openxmlformats.org/drawingml/2006/wordprocessingDrawing" xmlns:w10="urn:schemas-microsoft-com:office:word" xmlns:w="http://schemas.openxmlformats.org/wordprocessingml/2006/main" xmlns:w14="http://schemas.microsoft.com/office/word/2010/wordml" xmlns:w15="http://schemas.microsoft.com/office/word/2012/wordml" xmlns:wpg="http://schemas.microsoft.com/office/word/2010/wordprocessingGroup" xmlns:wpi="http://schemas.microsoft.com/office/word/2010/wordprocessingInk" xmlns:wne="http://schemas.microsoft.com/office/word/2006/wordml" xmlns:wps="http://schemas.microsoft.com/office/word/2010/wordprocessingShape" mc:Ignorable="w14 w15 wp14">
-  <w:abstractNum w:abstractNumId="0">
+<w:numbering xmlns:wpc="http://schemas.microsoft.com/office/word/2010/wordprocessingCanvas" xmlns:cx="http://schemas.microsoft.com/office/drawing/2014/chartex" xmlns:cx1="http://schemas.microsoft.com/office/drawing/2015/9/8/chartex" xmlns:cx2="http://schemas.microsoft.com/office/drawing/2015/10/21/chartex" xmlns:cx3="http://schemas.microsoft.com/office/drawing/2016/5/9/chartex" xmlns:cx4="http://schemas.microsoft.com/office/drawing/2016/5/10/chartex" xmlns:cx5="http://schemas.microsoft.com/office/drawing/2016/5/11/chartex" xmlns:cx6="http://schemas.microsoft.com/office/drawing/2016/5/12/chartex" xmlns:cx7="http://schemas.microsoft.com/office/drawing/2016/5/13/chartex" xmlns:cx8="http://schemas.microsoft.com/office/drawing/2016/5/14/chartex" xmlns:mc="http://schemas.openxmlformats.org/markup-compatibility/2006" xmlns:aink="http://schemas.microsoft.com/office/drawing/2016/ink" xmlns:am3d="http://schemas.microsoft.com/office/drawing/2017/model3d" xmlns:o="urn:schemas-microsoft-com:office:office" xmlns:r="http://schemas.openxmlformats.org/officeDocument/2006/relationships" xmlns:m="http://schemas.openxmlformats.org/officeDocument/2006/math" xmlns:v="urn:schemas-microsoft-com:vml" xmlns:wp14="http://schemas.microsoft.com/office/word/2010/wordprocessingDrawing" xmlns:wp="http://schemas.openxmlformats.org/drawingml/2006/wordprocessingDrawing" xmlns:w10="urn:schemas-microsoft-com:office:word" xmlns:w="http://schemas.openxmlformats.org/wordprocessingml/2006/main" xmlns:w14="http://schemas.microsoft.com/office/word/2010/wordml" xmlns:w15="http://schemas.microsoft.com/office/word/2012/wordml" xmlns:w16cid="http://schemas.microsoft.com/office/word/2016/wordml/cid" xmlns:w16se="http://schemas.microsoft.com/office/word/2015/wordml/symex" xmlns:wpg="http://schemas.microsoft.com/office/word/2010/wordprocessingGroup" xmlns:wpi="http://schemas.microsoft.com/office/word/2010/wordprocessingInk" xmlns:wne="http://schemas.microsoft.com/office/word/2006/wordml" xmlns:wps="http://schemas.microsoft.com/office/word/2010/wordprocessingShape" mc:Ignorable="w14 w15 w16se w16cid wp14">
+  <w:abstractNum w:abstractNumId="0" w15:restartNumberingAfterBreak="0">
     <w:nsid w:val="02E532DC"/>
     <w:multiLevelType w:val="multilevel"/>
     <w:tmpl w:val="CEFE7B1A"/>
@@ -2358,7 +2217,7 @@
       </w:rPr>
     </w:lvl>
   </w:abstractNum>
-  <w:abstractNum w:abstractNumId="1">
+  <w:abstractNum w:abstractNumId="1" w15:restartNumberingAfterBreak="0">
     <w:nsid w:val="12144E9E"/>
     <w:multiLevelType w:val="multilevel"/>
     <w:tmpl w:val="B562FB06"/>
@@ -2507,7 +2366,7 @@
       </w:rPr>
     </w:lvl>
   </w:abstractNum>
-  <w:abstractNum w:abstractNumId="2">
+  <w:abstractNum w:abstractNumId="2" w15:restartNumberingAfterBreak="0">
     <w:nsid w:val="143146E7"/>
     <w:multiLevelType w:val="hybridMultilevel"/>
     <w:tmpl w:val="C37C1398"/>
@@ -2619,7 +2478,7 @@
       </w:rPr>
     </w:lvl>
   </w:abstractNum>
-  <w:abstractNum w:abstractNumId="3">
+  <w:abstractNum w:abstractNumId="3" w15:restartNumberingAfterBreak="0">
     <w:nsid w:val="1C952A30"/>
     <w:multiLevelType w:val="multilevel"/>
     <w:tmpl w:val="43602798"/>
@@ -2768,7 +2627,7 @@
       </w:rPr>
     </w:lvl>
   </w:abstractNum>
-  <w:abstractNum w:abstractNumId="4">
+  <w:abstractNum w:abstractNumId="4" w15:restartNumberingAfterBreak="0">
     <w:nsid w:val="20E642D2"/>
     <w:multiLevelType w:val="multilevel"/>
     <w:tmpl w:val="49663A44"/>
@@ -2917,7 +2776,7 @@
       </w:rPr>
     </w:lvl>
   </w:abstractNum>
-  <w:abstractNum w:abstractNumId="5">
+  <w:abstractNum w:abstractNumId="5" w15:restartNumberingAfterBreak="0">
     <w:nsid w:val="225F46F7"/>
     <w:multiLevelType w:val="multilevel"/>
     <w:tmpl w:val="7BFE3BF8"/>
@@ -3066,7 +2925,7 @@
       </w:rPr>
     </w:lvl>
   </w:abstractNum>
-  <w:abstractNum w:abstractNumId="6">
+  <w:abstractNum w:abstractNumId="6" w15:restartNumberingAfterBreak="0">
     <w:nsid w:val="227807AF"/>
     <w:multiLevelType w:val="multilevel"/>
     <w:tmpl w:val="0EE6D8CE"/>
@@ -3215,7 +3074,7 @@
       </w:rPr>
     </w:lvl>
   </w:abstractNum>
-  <w:abstractNum w:abstractNumId="7">
+  <w:abstractNum w:abstractNumId="7" w15:restartNumberingAfterBreak="0">
     <w:nsid w:val="274B19C4"/>
     <w:multiLevelType w:val="multilevel"/>
     <w:tmpl w:val="42040DC2"/>
@@ -3364,7 +3223,7 @@
       </w:rPr>
     </w:lvl>
   </w:abstractNum>
-  <w:abstractNum w:abstractNumId="8">
+  <w:abstractNum w:abstractNumId="8" w15:restartNumberingAfterBreak="0">
     <w:nsid w:val="31F952C6"/>
     <w:multiLevelType w:val="multilevel"/>
     <w:tmpl w:val="64069942"/>
@@ -3513,7 +3372,7 @@
       </w:rPr>
     </w:lvl>
   </w:abstractNum>
-  <w:abstractNum w:abstractNumId="9">
+  <w:abstractNum w:abstractNumId="9" w15:restartNumberingAfterBreak="0">
     <w:nsid w:val="36760310"/>
     <w:multiLevelType w:val="hybridMultilevel"/>
     <w:tmpl w:val="33EA20BE"/>
@@ -3626,7 +3485,7 @@
       </w:rPr>
     </w:lvl>
   </w:abstractNum>
-  <w:abstractNum w:abstractNumId="10">
+  <w:abstractNum w:abstractNumId="10" w15:restartNumberingAfterBreak="0">
     <w:nsid w:val="3D4E2BA5"/>
     <w:multiLevelType w:val="hybridMultilevel"/>
     <w:tmpl w:val="A61CECDC"/>
@@ -3738,7 +3597,7 @@
       </w:rPr>
     </w:lvl>
   </w:abstractNum>
-  <w:abstractNum w:abstractNumId="11">
+  <w:abstractNum w:abstractNumId="11" w15:restartNumberingAfterBreak="0">
     <w:nsid w:val="42B4348E"/>
     <w:multiLevelType w:val="multilevel"/>
     <w:tmpl w:val="C512DF00"/>
@@ -3887,7 +3746,7 @@
       </w:rPr>
     </w:lvl>
   </w:abstractNum>
-  <w:abstractNum w:abstractNumId="12">
+  <w:abstractNum w:abstractNumId="12" w15:restartNumberingAfterBreak="0">
     <w:nsid w:val="489F496C"/>
     <w:multiLevelType w:val="multilevel"/>
     <w:tmpl w:val="154AFD14"/>
@@ -4036,7 +3895,7 @@
       </w:rPr>
     </w:lvl>
   </w:abstractNum>
-  <w:abstractNum w:abstractNumId="13">
+  <w:abstractNum w:abstractNumId="13" w15:restartNumberingAfterBreak="0">
     <w:nsid w:val="55030E0F"/>
     <w:multiLevelType w:val="hybridMultilevel"/>
     <w:tmpl w:val="6B4841BE"/>
@@ -4125,7 +3984,7 @@
       </w:pPr>
     </w:lvl>
   </w:abstractNum>
-  <w:abstractNum w:abstractNumId="14">
+  <w:abstractNum w:abstractNumId="14" w15:restartNumberingAfterBreak="0">
     <w:nsid w:val="58F50A24"/>
     <w:multiLevelType w:val="multilevel"/>
     <w:tmpl w:val="542EF150"/>
@@ -4274,7 +4133,7 @@
       </w:rPr>
     </w:lvl>
   </w:abstractNum>
-  <w:abstractNum w:abstractNumId="15">
+  <w:abstractNum w:abstractNumId="15" w15:restartNumberingAfterBreak="0">
     <w:nsid w:val="5E3C7AB2"/>
     <w:multiLevelType w:val="hybridMultilevel"/>
     <w:tmpl w:val="BE0A3060"/>
@@ -4387,7 +4246,7 @@
       </w:rPr>
     </w:lvl>
   </w:abstractNum>
-  <w:abstractNum w:abstractNumId="16">
+  <w:abstractNum w:abstractNumId="16" w15:restartNumberingAfterBreak="0">
     <w:nsid w:val="5E8C5999"/>
     <w:multiLevelType w:val="multilevel"/>
     <w:tmpl w:val="37F287B6"/>
@@ -4536,7 +4395,7 @@
       </w:rPr>
     </w:lvl>
   </w:abstractNum>
-  <w:abstractNum w:abstractNumId="17">
+  <w:abstractNum w:abstractNumId="17" w15:restartNumberingAfterBreak="0">
     <w:nsid w:val="65F239C0"/>
     <w:multiLevelType w:val="multilevel"/>
     <w:tmpl w:val="9A1A3FCE"/>
@@ -4685,7 +4544,7 @@
       </w:rPr>
     </w:lvl>
   </w:abstractNum>
-  <w:abstractNum w:abstractNumId="18">
+  <w:abstractNum w:abstractNumId="18" w15:restartNumberingAfterBreak="0">
     <w:nsid w:val="6CA41035"/>
     <w:multiLevelType w:val="multilevel"/>
     <w:tmpl w:val="FB5E044C"/>
@@ -4834,7 +4693,7 @@
       </w:rPr>
     </w:lvl>
   </w:abstractNum>
-  <w:abstractNum w:abstractNumId="19">
+  <w:abstractNum w:abstractNumId="19" w15:restartNumberingAfterBreak="0">
     <w:nsid w:val="6E272584"/>
     <w:multiLevelType w:val="multilevel"/>
     <w:tmpl w:val="E9D6467E"/>
@@ -4983,7 +4842,7 @@
       </w:rPr>
     </w:lvl>
   </w:abstractNum>
-  <w:abstractNum w:abstractNumId="20">
+  <w:abstractNum w:abstractNumId="20" w15:restartNumberingAfterBreak="0">
     <w:nsid w:val="78E673EE"/>
     <w:multiLevelType w:val="multilevel"/>
     <w:tmpl w:val="5F189ED8"/>
@@ -5132,7 +4991,7 @@
       </w:rPr>
     </w:lvl>
   </w:abstractNum>
-  <w:abstractNum w:abstractNumId="21">
+  <w:abstractNum w:abstractNumId="21" w15:restartNumberingAfterBreak="0">
     <w:nsid w:val="7CF17B87"/>
     <w:multiLevelType w:val="hybridMultilevel"/>
     <w:tmpl w:val="77A44278"/>
@@ -5315,7 +5174,7 @@
 </file>
 
 <file path=word/styles.xml><?xml version="1.0" encoding="utf-8"?>
-<w:styles xmlns:mc="http://schemas.openxmlformats.org/markup-compatibility/2006" xmlns:r="http://schemas.openxmlformats.org/officeDocument/2006/relationships" xmlns:w="http://schemas.openxmlformats.org/wordprocessingml/2006/main" xmlns:w14="http://schemas.microsoft.com/office/word/2010/wordml" xmlns:w15="http://schemas.microsoft.com/office/word/2012/wordml" mc:Ignorable="w14 w15">
+<w:styles xmlns:mc="http://schemas.openxmlformats.org/markup-compatibility/2006" xmlns:r="http://schemas.openxmlformats.org/officeDocument/2006/relationships" xmlns:w="http://schemas.openxmlformats.org/wordprocessingml/2006/main" xmlns:w14="http://schemas.microsoft.com/office/word/2010/wordml" xmlns:w15="http://schemas.microsoft.com/office/word/2012/wordml" xmlns:w16cid="http://schemas.microsoft.com/office/word/2016/wordml/cid" xmlns:w16se="http://schemas.microsoft.com/office/word/2015/wordml/symex" mc:Ignorable="w14 w15 w16se w16cid">
   <w:docDefaults>
     <w:rPrDefault>
       <w:rPr>
@@ -5331,7 +5190,7 @@
       </w:pPr>
     </w:pPrDefault>
   </w:docDefaults>
-  <w:latentStyles w:defLockedState="0" w:defUIPriority="99" w:defSemiHidden="0" w:defUnhideWhenUsed="0" w:defQFormat="0" w:count="371">
+  <w:latentStyles w:defLockedState="0" w:defUIPriority="99" w:defSemiHidden="0" w:defUnhideWhenUsed="0" w:defQFormat="0" w:count="375">
     <w:lsdException w:name="Normal" w:uiPriority="0" w:qFormat="1"/>
     <w:lsdException w:name="heading 1" w:uiPriority="9" w:qFormat="1"/>
     <w:lsdException w:name="heading 2" w:semiHidden="1" w:uiPriority="9" w:unhideWhenUsed="1" w:qFormat="1"/>
@@ -5437,7 +5296,6 @@
     <w:lsdException w:name="HTML Sample" w:semiHidden="1" w:unhideWhenUsed="1"/>
     <w:lsdException w:name="HTML Typewriter" w:semiHidden="1" w:unhideWhenUsed="1"/>
     <w:lsdException w:name="HTML Variable" w:semiHidden="1" w:unhideWhenUsed="1"/>
-    <w:lsdException w:name="Normal Table" w:semiHidden="1" w:unhideWhenUsed="1"/>
     <w:lsdException w:name="annotation subject" w:semiHidden="1" w:unhideWhenUsed="1"/>
     <w:lsdException w:name="No List" w:semiHidden="1" w:unhideWhenUsed="1"/>
     <w:lsdException w:name="Outline List 1" w:semiHidden="1" w:unhideWhenUsed="1"/>
@@ -5481,10 +5339,8 @@
     <w:lsdException w:name="Table Elegant" w:semiHidden="1" w:unhideWhenUsed="1"/>
     <w:lsdException w:name="Table Professional" w:semiHidden="1" w:unhideWhenUsed="1"/>
     <w:lsdException w:name="Table Subtle 1" w:semiHidden="1" w:unhideWhenUsed="1"/>
-    <w:lsdException w:name="Table Subtle 2" w:semiHidden="1" w:unhideWhenUsed="1"/>
     <w:lsdException w:name="Table Web 1" w:semiHidden="1" w:unhideWhenUsed="1"/>
     <w:lsdException w:name="Table Web 2" w:semiHidden="1" w:unhideWhenUsed="1"/>
-    <w:lsdException w:name="Table Web 3" w:semiHidden="1" w:unhideWhenUsed="1"/>
     <w:lsdException w:name="Balloon Text" w:semiHidden="1" w:unhideWhenUsed="1"/>
     <w:lsdException w:name="Table Grid" w:uiPriority="39"/>
     <w:lsdException w:name="Table Theme" w:semiHidden="1" w:unhideWhenUsed="1"/>
@@ -5703,6 +5559,10 @@
     <w:lsdException w:name="List Table 5 Dark Accent 6" w:uiPriority="50"/>
     <w:lsdException w:name="List Table 6 Colorful Accent 6" w:uiPriority="51"/>
     <w:lsdException w:name="List Table 7 Colorful Accent 6" w:uiPriority="52"/>
+    <w:lsdException w:name="Mention" w:semiHidden="1" w:unhideWhenUsed="1"/>
+    <w:lsdException w:name="Smart Hyperlink" w:semiHidden="1" w:unhideWhenUsed="1"/>
+    <w:lsdException w:name="Hashtag" w:semiHidden="1" w:unhideWhenUsed="1"/>
+    <w:lsdException w:name="Unresolved Mention" w:semiHidden="1" w:unhideWhenUsed="1"/>
   </w:latentStyles>
   <w:style w:type="paragraph" w:default="1" w:styleId="Normal">
     <w:name w:val="Normal"/>
